--- a/resume/out/Erik_Leavell_Resume_Abacum_AI.docx
+++ b/resume/out/Erik_Leavell_Resume_Abacum_AI.docx
@@ -148,7 +148,7 @@
           <w:p>
             <w:pPr>
               <w:widowControl w:val="0"/>
-              <w:spacing w:before="190" w:after="52" w:line="240" w:lineRule="auto"/>
+              <w:spacing w:before="320" w:after="52" w:line="240" w:lineRule="auto"/>
               <w:pBdr>
                 <w:bottom w:val="single" w:sz="4" w:space="2" w:color="3E5468"/>
               </w:pBdr>
@@ -163,181 +163,115 @@
                 <w:rFonts w:ascii="Liberation Sans" w:hAnsi="Liberation Sans" w:cs="Liberation Sans"/>
                 <w:spacing w:val="24"/>
               </w:rPr>
-              <w:t>CORE STRENGTHS</w:t>
+              <w:t>HOW I WORK</w:t>
             </w:r>
           </w:p>
           <w:p>
             <w:pPr>
               <w:widowControl w:val="0"/>
-              <w:spacing w:before="0" w:after="66" w:line="257" w:lineRule="auto"/>
+              <w:spacing w:before="0" w:after="124" w:line="266" w:lineRule="auto"/>
             </w:pPr>
-            <w:r>
-              <w:rPr>
-                <w:rFonts w:ascii="Liberation Sans" w:hAnsi="Liberation Sans"/>
-                <w:b/>
-                <w:i w:val="0"/>
-                <w:color w:val="FFFFFF"/>
-                <w:sz w:val="15"/>
-                <w:rFonts w:ascii="Liberation Sans" w:hAnsi="Liberation Sans" w:cs="Liberation Sans"/>
-              </w:rPr>
-              <w:t>AI-native building.</w:t>
-            </w:r>
             <w:r>
               <w:rPr>
                 <w:rFonts w:ascii="Liberation Sans" w:hAnsi="Liberation Sans"/>
                 <w:b w:val="0"/>
                 <w:i w:val="0"/>
                 <w:color w:val="D9E2EC"/>
-                <w:sz w:val="15"/>
+                <w:sz w:val="16"/>
                 <w:rFonts w:ascii="Liberation Sans" w:hAnsi="Liberation Sans" w:cs="Liberation Sans"/>
               </w:rPr>
-              <w:t xml:space="preserve"> Ships production agent systems — orchestration, guardrails, human-in-the-loop review, run logs.</w:t>
+              <w:t>AI-native building</w:t>
             </w:r>
           </w:p>
           <w:p>
             <w:pPr>
               <w:widowControl w:val="0"/>
-              <w:spacing w:before="0" w:after="66" w:line="257" w:lineRule="auto"/>
+              <w:spacing w:before="0" w:after="124" w:line="266" w:lineRule="auto"/>
             </w:pPr>
-            <w:r>
-              <w:rPr>
-                <w:rFonts w:ascii="Liberation Sans" w:hAnsi="Liberation Sans"/>
-                <w:b/>
-                <w:i w:val="0"/>
-                <w:color w:val="FFFFFF"/>
-                <w:sz w:val="15"/>
-                <w:rFonts w:ascii="Liberation Sans" w:hAnsi="Liberation Sans" w:cs="Liberation Sans"/>
-              </w:rPr>
-              <w:t>0-to-1 ownership.</w:t>
-            </w:r>
             <w:r>
               <w:rPr>
                 <w:rFonts w:ascii="Liberation Sans" w:hAnsi="Liberation Sans"/>
                 <w:b w:val="0"/>
                 <w:i w:val="0"/>
                 <w:color w:val="D9E2EC"/>
-                <w:sz w:val="15"/>
+                <w:sz w:val="16"/>
                 <w:rFonts w:ascii="Liberation Sans" w:hAnsi="Liberation Sans" w:cs="Liberation Sans"/>
               </w:rPr>
-              <w:t xml:space="preserve"> Built a company function and its automation layer from nothing, twice over.</w:t>
+              <w:t>0-to-1 ownership</w:t>
             </w:r>
           </w:p>
           <w:p>
             <w:pPr>
               <w:widowControl w:val="0"/>
-              <w:spacing w:before="0" w:after="66" w:line="257" w:lineRule="auto"/>
+              <w:spacing w:before="0" w:after="124" w:line="266" w:lineRule="auto"/>
             </w:pPr>
-            <w:r>
-              <w:rPr>
-                <w:rFonts w:ascii="Liberation Sans" w:hAnsi="Liberation Sans"/>
-                <w:b/>
-                <w:i w:val="0"/>
-                <w:color w:val="FFFFFF"/>
-                <w:sz w:val="15"/>
-                <w:rFonts w:ascii="Liberation Sans" w:hAnsi="Liberation Sans" w:cs="Liberation Sans"/>
-              </w:rPr>
-              <w:t>High agency.</w:t>
-            </w:r>
             <w:r>
               <w:rPr>
                 <w:rFonts w:ascii="Liberation Sans" w:hAnsi="Liberation Sans"/>
                 <w:b w:val="0"/>
                 <w:i w:val="0"/>
                 <w:color w:val="D9E2EC"/>
-                <w:sz w:val="15"/>
+                <w:sz w:val="16"/>
                 <w:rFonts w:ascii="Liberation Sans" w:hAnsi="Liberation Sans" w:cs="Liberation Sans"/>
               </w:rPr>
-              <w:t xml:space="preserve"> Finds the problem, scopes it, ships it, and owns the outcome without being handed a spec.</w:t>
+              <w:t>High agency, low supervision</w:t>
             </w:r>
           </w:p>
           <w:p>
             <w:pPr>
               <w:widowControl w:val="0"/>
-              <w:spacing w:before="0" w:after="66" w:line="257" w:lineRule="auto"/>
+              <w:spacing w:before="0" w:after="124" w:line="266" w:lineRule="auto"/>
             </w:pPr>
-            <w:r>
-              <w:rPr>
-                <w:rFonts w:ascii="Liberation Sans" w:hAnsi="Liberation Sans"/>
-                <w:b/>
-                <w:i w:val="0"/>
-                <w:color w:val="FFFFFF"/>
-                <w:sz w:val="15"/>
-                <w:rFonts w:ascii="Liberation Sans" w:hAnsi="Liberation Sans" w:cs="Liberation Sans"/>
-              </w:rPr>
-              <w:t>Cross-functional operator.</w:t>
-            </w:r>
             <w:r>
               <w:rPr>
                 <w:rFonts w:ascii="Liberation Sans" w:hAnsi="Liberation Sans"/>
                 <w:b w:val="0"/>
                 <w:i w:val="0"/>
                 <w:color w:val="D9E2EC"/>
-                <w:sz w:val="15"/>
+                <w:sz w:val="16"/>
                 <w:rFonts w:ascii="Liberation Sans" w:hAnsi="Liberation Sans" w:cs="Liberation Sans"/>
               </w:rPr>
-              <w:t xml:space="preserve"> Connective tissue across engineering, security, product, GTM, CS, and legal.</w:t>
+              <w:t>Cross-functional leadership</w:t>
             </w:r>
           </w:p>
           <w:p>
             <w:pPr>
               <w:widowControl w:val="0"/>
-              <w:spacing w:before="0" w:after="66" w:line="257" w:lineRule="auto"/>
+              <w:spacing w:before="0" w:after="124" w:line="266" w:lineRule="auto"/>
             </w:pPr>
-            <w:r>
-              <w:rPr>
-                <w:rFonts w:ascii="Liberation Sans" w:hAnsi="Liberation Sans"/>
-                <w:b/>
-                <w:i w:val="0"/>
-                <w:color w:val="FFFFFF"/>
-                <w:sz w:val="15"/>
-                <w:rFonts w:ascii="Liberation Sans" w:hAnsi="Liberation Sans" w:cs="Liberation Sans"/>
-              </w:rPr>
-              <w:t>Domain depth.</w:t>
-            </w:r>
             <w:r>
               <w:rPr>
                 <w:rFonts w:ascii="Liberation Sans" w:hAnsi="Liberation Sans"/>
                 <w:b w:val="0"/>
                 <w:i w:val="0"/>
                 <w:color w:val="D9E2EC"/>
-                <w:sz w:val="15"/>
+                <w:sz w:val="16"/>
                 <w:rFonts w:ascii="Liberation Sans" w:hAnsi="Liberation Sans" w:cs="Liberation Sans"/>
               </w:rPr>
-              <w:t xml:space="preserve"> 10+ years in finance, FP&amp;A, and fintech — knows which problems are worth automating.</w:t>
+              <w:t>Systems &amp; control design</w:t>
             </w:r>
           </w:p>
           <w:p>
             <w:pPr>
               <w:widowControl w:val="0"/>
-              <w:spacing w:before="0" w:after="66" w:line="257" w:lineRule="auto"/>
+              <w:spacing w:before="0" w:after="124" w:line="266" w:lineRule="auto"/>
             </w:pPr>
-            <w:r>
-              <w:rPr>
-                <w:rFonts w:ascii="Liberation Sans" w:hAnsi="Liberation Sans"/>
-                <w:b/>
-                <w:i w:val="0"/>
-                <w:color w:val="FFFFFF"/>
-                <w:sz w:val="15"/>
-                <w:rFonts w:ascii="Liberation Sans" w:hAnsi="Liberation Sans" w:cs="Liberation Sans"/>
-              </w:rPr>
-              <w:t>Systems thinking.</w:t>
-            </w:r>
             <w:r>
               <w:rPr>
                 <w:rFonts w:ascii="Liberation Sans" w:hAnsi="Liberation Sans"/>
                 <w:b w:val="0"/>
                 <w:i w:val="0"/>
                 <w:color w:val="D9E2EC"/>
-                <w:sz w:val="15"/>
+                <w:sz w:val="16"/>
                 <w:rFonts w:ascii="Liberation Sans" w:hAnsi="Liberation Sans" w:cs="Liberation Sans"/>
               </w:rPr>
-              <w:t xml:space="preserve"> Designs the escalation ladder, the failure mode, and the control loop, not just the happy path.</w:t>
+              <w:t>Executive communication</w:t>
             </w:r>
           </w:p>
           <w:p>
             <w:pPr>
               <w:widowControl w:val="0"/>
-              <w:spacing w:before="190" w:after="52" w:line="240" w:lineRule="auto"/>
+              <w:spacing w:before="320" w:after="52" w:line="240" w:lineRule="auto"/>
               <w:pBdr>
                 <w:bottom w:val="single" w:sz="4" w:space="2" w:color="3E5468"/>
               </w:pBdr>
@@ -358,7 +292,7 @@
           <w:p>
             <w:pPr>
               <w:widowControl w:val="0"/>
-              <w:spacing w:before="0" w:after="66" w:line="257" w:lineRule="auto"/>
+              <w:spacing w:before="0" w:after="124" w:line="266" w:lineRule="auto"/>
             </w:pPr>
             <w:r>
               <w:rPr>
@@ -366,7 +300,7 @@
                 <w:b/>
                 <w:i w:val="0"/>
                 <w:color w:val="FFFFFF"/>
-                <w:sz w:val="15"/>
+                <w:sz w:val="16"/>
                 <w:rFonts w:ascii="Liberation Sans" w:hAnsi="Liberation Sans" w:cs="Liberation Sans"/>
               </w:rPr>
               <w:t>Agents</w:t>
@@ -377,16 +311,16 @@
                 <w:b w:val="0"/>
                 <w:i w:val="0"/>
                 <w:color w:val="D9E2EC"/>
-                <w:sz w:val="15"/>
+                <w:sz w:val="16"/>
                 <w:rFonts w:ascii="Liberation Sans" w:hAnsi="Liberation Sans" w:cs="Liberation Sans"/>
               </w:rPr>
-              <w:t xml:space="preserve"> Claude &amp; Claude Code, MCP connectors, multi-agent orchestration, scheduled agent runs, eval and run logs</w:t>
+              <w:t xml:space="preserve"> Claude &amp; Claude Code, MCP connectors, multi-agent orchestration, scheduled runs, eval and run logs</w:t>
             </w:r>
           </w:p>
           <w:p>
             <w:pPr>
               <w:widowControl w:val="0"/>
-              <w:spacing w:before="0" w:after="66" w:line="257" w:lineRule="auto"/>
+              <w:spacing w:before="0" w:after="124" w:line="266" w:lineRule="auto"/>
             </w:pPr>
             <w:r>
               <w:rPr>
@@ -394,7 +328,7 @@
                 <w:b/>
                 <w:i w:val="0"/>
                 <w:color w:val="FFFFFF"/>
-                <w:sz w:val="15"/>
+                <w:sz w:val="16"/>
                 <w:rFonts w:ascii="Liberation Sans" w:hAnsi="Liberation Sans" w:cs="Liberation Sans"/>
               </w:rPr>
               <w:t>Build</w:t>
@@ -405,7 +339,7 @@
                 <w:b w:val="0"/>
                 <w:i w:val="0"/>
                 <w:color w:val="D9E2EC"/>
-                <w:sz w:val="15"/>
+                <w:sz w:val="16"/>
                 <w:rFonts w:ascii="Liberation Sans" w:hAnsi="Liberation Sans" w:cs="Liberation Sans"/>
               </w:rPr>
               <w:t xml:space="preserve"> Python, SQL, Notion API, Slack bots, workflow automation, RAG-style knowledge bases</w:t>
@@ -414,7 +348,7 @@
           <w:p>
             <w:pPr>
               <w:widowControl w:val="0"/>
-              <w:spacing w:before="0" w:after="66" w:line="257" w:lineRule="auto"/>
+              <w:spacing w:before="0" w:after="124" w:line="266" w:lineRule="auto"/>
             </w:pPr>
             <w:r>
               <w:rPr>
@@ -422,7 +356,7 @@
                 <w:b/>
                 <w:i w:val="0"/>
                 <w:color w:val="FFFFFF"/>
-                <w:sz w:val="15"/>
+                <w:sz w:val="16"/>
                 <w:rFonts w:ascii="Liberation Sans" w:hAnsi="Liberation Sans" w:cs="Liberation Sans"/>
               </w:rPr>
               <w:t>Applied</w:t>
@@ -433,16 +367,16 @@
                 <w:b w:val="0"/>
                 <w:i w:val="0"/>
                 <w:color w:val="D9E2EC"/>
-                <w:sz w:val="15"/>
+                <w:sz w:val="16"/>
                 <w:rFonts w:ascii="Liberation Sans" w:hAnsi="Liberation Sans" w:cs="Liberation Sans"/>
               </w:rPr>
-              <w:t xml:space="preserve"> AR collections automation, security questionnaire autofill, evidence pipelines, docs sync</w:t>
+              <w:t xml:space="preserve"> AR collections, security questionnaire autofill, evidence pipelines, docs sync</w:t>
             </w:r>
           </w:p>
           <w:p>
             <w:pPr>
               <w:widowControl w:val="0"/>
-              <w:spacing w:before="190" w:after="52" w:line="240" w:lineRule="auto"/>
+              <w:spacing w:before="320" w:after="52" w:line="240" w:lineRule="auto"/>
               <w:pBdr>
                 <w:bottom w:val="single" w:sz="4" w:space="2" w:color="3E5468"/>
               </w:pBdr>
@@ -463,7 +397,7 @@
           <w:p>
             <w:pPr>
               <w:widowControl w:val="0"/>
-              <w:spacing w:before="0" w:after="66" w:line="257" w:lineRule="auto"/>
+              <w:spacing w:before="0" w:after="124" w:line="266" w:lineRule="auto"/>
             </w:pPr>
             <w:r>
               <w:rPr>
@@ -471,7 +405,7 @@
                 <w:b/>
                 <w:i w:val="0"/>
                 <w:color w:val="FFFFFF"/>
-                <w:sz w:val="15"/>
+                <w:sz w:val="16"/>
                 <w:rFonts w:ascii="Liberation Sans" w:hAnsi="Liberation Sans" w:cs="Liberation Sans"/>
               </w:rPr>
               <w:t>Planning</w:t>
@@ -482,7 +416,7 @@
                 <w:b w:val="0"/>
                 <w:i w:val="0"/>
                 <w:color w:val="D9E2EC"/>
-                <w:sz w:val="15"/>
+                <w:sz w:val="16"/>
                 <w:rFonts w:ascii="Liberation Sans" w:hAnsi="Liberation Sans" w:cs="Liberation Sans"/>
               </w:rPr>
               <w:t xml:space="preserve"> Drivetrain, Planful, Anaplan, Pigment, Runway</w:t>
@@ -491,7 +425,7 @@
           <w:p>
             <w:pPr>
               <w:widowControl w:val="0"/>
-              <w:spacing w:before="0" w:after="66" w:line="257" w:lineRule="auto"/>
+              <w:spacing w:before="0" w:after="124" w:line="266" w:lineRule="auto"/>
             </w:pPr>
             <w:r>
               <w:rPr>
@@ -499,7 +433,7 @@
                 <w:b/>
                 <w:i w:val="0"/>
                 <w:color w:val="FFFFFF"/>
-                <w:sz w:val="15"/>
+                <w:sz w:val="16"/>
                 <w:rFonts w:ascii="Liberation Sans" w:hAnsi="Liberation Sans" w:cs="Liberation Sans"/>
               </w:rPr>
               <w:t>Systems</w:t>
@@ -510,16 +444,16 @@
                 <w:b w:val="0"/>
                 <w:i w:val="0"/>
                 <w:color w:val="D9E2EC"/>
-                <w:sz w:val="15"/>
+                <w:sz w:val="16"/>
                 <w:rFonts w:ascii="Liberation Sans" w:hAnsi="Liberation Sans" w:cs="Liberation Sans"/>
               </w:rPr>
-              <w:t xml:space="preserve"> Campfire, NetSuite, Ramp, Chargebee, Stripe, Salesforce, HubSpot</w:t>
+              <w:t xml:space="preserve"> Campfire, NetSuite, Numeric, Ramp, Chargebee, Stripe</w:t>
             </w:r>
           </w:p>
           <w:p>
             <w:pPr>
               <w:widowControl w:val="0"/>
-              <w:spacing w:before="0" w:after="66" w:line="257" w:lineRule="auto"/>
+              <w:spacing w:before="0" w:after="124" w:line="266" w:lineRule="auto"/>
             </w:pPr>
             <w:r>
               <w:rPr>
@@ -527,7 +461,7 @@
                 <w:b/>
                 <w:i w:val="0"/>
                 <w:color w:val="FFFFFF"/>
-                <w:sz w:val="15"/>
+                <w:sz w:val="16"/>
                 <w:rFonts w:ascii="Liberation Sans" w:hAnsi="Liberation Sans" w:cs="Liberation Sans"/>
               </w:rPr>
               <w:t>Compliance &amp; BI</w:t>
@@ -538,37 +472,16 @@
                 <w:b w:val="0"/>
                 <w:i w:val="0"/>
                 <w:color w:val="D9E2EC"/>
-                <w:sz w:val="15"/>
+                <w:sz w:val="16"/>
                 <w:rFonts w:ascii="Liberation Sans" w:hAnsi="Liberation Sans" w:cs="Liberation Sans"/>
               </w:rPr>
-              <w:t xml:space="preserve"> Drata, Thoropass, Looker, Tableau</w:t>
+              <w:t xml:space="preserve"> Drata, Thoropass, Anrok, Looker, Tableau</w:t>
             </w:r>
           </w:p>
           <w:p>
             <w:pPr>
               <w:widowControl w:val="0"/>
-              <w:spacing w:before="190" w:after="52" w:line="240" w:lineRule="auto"/>
-              <w:pBdr>
-                <w:bottom w:val="single" w:sz="4" w:space="2" w:color="3E5468"/>
-              </w:pBdr>
-            </w:pPr>
-            <w:r>
-              <w:rPr>
-                <w:rFonts w:ascii="Liberation Sans" w:hAnsi="Liberation Sans"/>
-                <w:b/>
-                <w:i w:val="0"/>
-                <w:color w:val="7FB3D9"/>
-                <w:sz w:val="16"/>
-                <w:rFonts w:ascii="Liberation Sans" w:hAnsi="Liberation Sans" w:cs="Liberation Sans"/>
-                <w:spacing w:val="24"/>
-              </w:rPr>
-              <w:t>BY THE NUMBERS</w:t>
-            </w:r>
-          </w:p>
-          <w:p>
-            <w:pPr>
-              <w:widowControl w:val="0"/>
-              <w:spacing w:before="0" w:after="66" w:line="257" w:lineRule="auto"/>
+              <w:spacing w:before="0" w:after="124" w:line="266" w:lineRule="auto"/>
             </w:pPr>
             <w:r>
               <w:rPr>
@@ -576,10 +489,10 @@
                 <w:b/>
                 <w:i w:val="0"/>
                 <w:color w:val="FFFFFF"/>
-                <w:sz w:val="15"/>
+                <w:sz w:val="16"/>
                 <w:rFonts w:ascii="Liberation Sans" w:hAnsi="Liberation Sans" w:cs="Liberation Sans"/>
               </w:rPr>
-              <w:t>2 agent systems</w:t>
+              <w:t>CRM</w:t>
             </w:r>
             <w:r>
               <w:rPr>
@@ -587,128 +500,16 @@
                 <w:b w:val="0"/>
                 <w:i w:val="0"/>
                 <w:color w:val="D9E2EC"/>
-                <w:sz w:val="15"/>
+                <w:sz w:val="16"/>
                 <w:rFonts w:ascii="Liberation Sans" w:hAnsi="Liberation Sans" w:cs="Liberation Sans"/>
               </w:rPr>
-              <w:t xml:space="preserve"> running in production today</w:t>
+              <w:t xml:space="preserve"> Salesforce, HubSpot</w:t>
             </w:r>
           </w:p>
           <w:p>
             <w:pPr>
               <w:widowControl w:val="0"/>
-              <w:spacing w:before="0" w:after="66" w:line="257" w:lineRule="auto"/>
-            </w:pPr>
-            <w:r>
-              <w:rPr>
-                <w:rFonts w:ascii="Liberation Sans" w:hAnsi="Liberation Sans"/>
-                <w:b/>
-                <w:i w:val="0"/>
-                <w:color w:val="FFFFFF"/>
-                <w:sz w:val="15"/>
-                <w:rFonts w:ascii="Liberation Sans" w:hAnsi="Liberation Sans" w:cs="Liberation Sans"/>
-              </w:rPr>
-              <w:t>320-row</w:t>
-            </w:r>
-            <w:r>
-              <w:rPr>
-                <w:rFonts w:ascii="Liberation Sans" w:hAnsi="Liberation Sans"/>
-                <w:b w:val="0"/>
-                <w:i w:val="0"/>
-                <w:color w:val="D9E2EC"/>
-                <w:sz w:val="15"/>
-                <w:rFonts w:ascii="Liberation Sans" w:hAnsi="Liberation Sans" w:cs="Liberation Sans"/>
-              </w:rPr>
-              <w:t xml:space="preserve"> governed compliance answer bank</w:t>
-            </w:r>
-          </w:p>
-          <w:p>
-            <w:pPr>
-              <w:widowControl w:val="0"/>
-              <w:spacing w:before="0" w:after="66" w:line="257" w:lineRule="auto"/>
-            </w:pPr>
-            <w:r>
-              <w:rPr>
-                <w:rFonts w:ascii="Liberation Sans" w:hAnsi="Liberation Sans"/>
-                <w:b/>
-                <w:i w:val="0"/>
-                <w:color w:val="FFFFFF"/>
-                <w:sz w:val="15"/>
-                <w:rFonts w:ascii="Liberation Sans" w:hAnsi="Liberation Sans" w:cs="Liberation Sans"/>
-              </w:rPr>
-              <w:t>152-item</w:t>
-            </w:r>
-            <w:r>
-              <w:rPr>
-                <w:rFonts w:ascii="Liberation Sans" w:hAnsi="Liberation Sans"/>
-                <w:b w:val="0"/>
-                <w:i w:val="0"/>
-                <w:color w:val="D9E2EC"/>
-                <w:sz w:val="15"/>
-                <w:rFonts w:ascii="Liberation Sans" w:hAnsi="Liberation Sans" w:cs="Liberation Sans"/>
-              </w:rPr>
-              <w:t xml:space="preserve"> enterprise questionnaire → reviewed draft</w:t>
-            </w:r>
-          </w:p>
-          <w:p>
-            <w:pPr>
-              <w:widowControl w:val="0"/>
-              <w:spacing w:before="0" w:after="66" w:line="257" w:lineRule="auto"/>
-            </w:pPr>
-            <w:r>
-              <w:rPr>
-                <w:rFonts w:ascii="Liberation Sans" w:hAnsi="Liberation Sans"/>
-                <w:b/>
-                <w:i w:val="0"/>
-                <w:color w:val="FFFFFF"/>
-                <w:sz w:val="15"/>
-                <w:rFonts w:ascii="Liberation Sans" w:hAnsi="Liberation Sans" w:cs="Liberation Sans"/>
-              </w:rPr>
-              <w:t>31 → 5 days</w:t>
-            </w:r>
-            <w:r>
-              <w:rPr>
-                <w:rFonts w:ascii="Liberation Sans" w:hAnsi="Liberation Sans"/>
-                <w:b w:val="0"/>
-                <w:i w:val="0"/>
-                <w:color w:val="D9E2EC"/>
-                <w:sz w:val="15"/>
-                <w:rFonts w:ascii="Liberation Sans" w:hAnsi="Liberation Sans" w:cs="Liberation Sans"/>
-              </w:rPr>
-              <w:t xml:space="preserve"> month-end close — built, not hired</w:t>
-            </w:r>
-          </w:p>
-          <w:p>
-            <w:pPr>
-              <w:widowControl w:val="0"/>
-              <w:spacing w:before="0" w:after="66" w:line="257" w:lineRule="auto"/>
-            </w:pPr>
-            <w:r>
-              <w:rPr>
-                <w:rFonts w:ascii="Liberation Sans" w:hAnsi="Liberation Sans"/>
-                <w:b/>
-                <w:i w:val="0"/>
-                <w:color w:val="FFFFFF"/>
-                <w:sz w:val="15"/>
-                <w:rFonts w:ascii="Liberation Sans" w:hAnsi="Liberation Sans" w:cs="Liberation Sans"/>
-              </w:rPr>
-              <w:t>$250M+</w:t>
-            </w:r>
-            <w:r>
-              <w:rPr>
-                <w:rFonts w:ascii="Liberation Sans" w:hAnsi="Liberation Sans"/>
-                <w:b w:val="0"/>
-                <w:i w:val="0"/>
-                <w:color w:val="D9E2EC"/>
-                <w:sz w:val="15"/>
-                <w:rFonts w:ascii="Liberation Sans" w:hAnsi="Liberation Sans" w:cs="Liberation Sans"/>
-              </w:rPr>
-              <w:t xml:space="preserve"> raised across Series B and C</w:t>
-            </w:r>
-          </w:p>
-          <w:p>
-            <w:pPr>
-              <w:widowControl w:val="0"/>
-              <w:spacing w:before="190" w:after="52" w:line="240" w:lineRule="auto"/>
+              <w:spacing w:before="320" w:after="52" w:line="240" w:lineRule="auto"/>
               <w:pBdr>
                 <w:bottom w:val="single" w:sz="4" w:space="2" w:color="3E5468"/>
               </w:pBdr>
@@ -729,7 +530,7 @@
           <w:p>
             <w:pPr>
               <w:widowControl w:val="0"/>
-              <w:spacing w:before="0" w:after="66" w:line="257" w:lineRule="auto"/>
+              <w:spacing w:before="0" w:after="124" w:line="266" w:lineRule="auto"/>
             </w:pPr>
             <w:r>
               <w:rPr>
@@ -737,7 +538,7 @@
                 <w:b/>
                 <w:i w:val="0"/>
                 <w:color w:val="FFFFFF"/>
-                <w:sz w:val="15"/>
+                <w:sz w:val="16"/>
                 <w:rFonts w:ascii="Liberation Sans" w:hAnsi="Liberation Sans" w:cs="Liberation Sans"/>
               </w:rPr>
               <w:t>B.S. Business Strategy &amp; Public Health</w:t>
@@ -746,7 +547,7 @@
           <w:p>
             <w:pPr>
               <w:widowControl w:val="0"/>
-              <w:spacing w:before="0" w:after="66" w:line="257" w:lineRule="auto"/>
+              <w:spacing w:before="0" w:after="124" w:line="266" w:lineRule="auto"/>
             </w:pPr>
             <w:r>
               <w:rPr>
@@ -754,7 +555,7 @@
                 <w:b w:val="0"/>
                 <w:i w:val="0"/>
                 <w:color w:val="D9E2EC"/>
-                <w:sz w:val="15"/>
+                <w:sz w:val="16"/>
                 <w:rFonts w:ascii="Liberation Sans" w:hAnsi="Liberation Sans" w:cs="Liberation Sans"/>
               </w:rPr>
               <w:t>Brigham Young University, 2014</w:t>
@@ -763,7 +564,7 @@
           <w:p>
             <w:pPr>
               <w:widowControl w:val="0"/>
-              <w:spacing w:before="190" w:after="52" w:line="240" w:lineRule="auto"/>
+              <w:spacing w:before="320" w:after="52" w:line="240" w:lineRule="auto"/>
               <w:pBdr>
                 <w:bottom w:val="single" w:sz="4" w:space="2" w:color="3E5468"/>
               </w:pBdr>
@@ -784,7 +585,7 @@
           <w:p>
             <w:pPr>
               <w:widowControl w:val="0"/>
-              <w:spacing w:before="0" w:after="66" w:line="257" w:lineRule="auto"/>
+              <w:spacing w:before="0" w:after="124" w:line="266" w:lineRule="auto"/>
             </w:pPr>
             <w:r>
               <w:rPr>
@@ -792,7 +593,7 @@
                 <w:b w:val="0"/>
                 <w:i w:val="0"/>
                 <w:color w:val="D9E2EC"/>
-                <w:sz w:val="15"/>
+                <w:sz w:val="16"/>
                 <w:rFonts w:ascii="Liberation Sans" w:hAnsi="Liberation Sans" w:cs="Liberation Sans"/>
               </w:rPr>
               <w:t>English (native) · Spanish (native)</w:t>
@@ -801,7 +602,7 @@
           <w:p>
             <w:pPr>
               <w:widowControl w:val="0"/>
-              <w:spacing w:before="0" w:after="66" w:line="257" w:lineRule="auto"/>
+              <w:spacing w:before="0" w:after="124" w:line="266" w:lineRule="auto"/>
             </w:pPr>
             <w:r>
               <w:rPr>
@@ -809,7 +610,7 @@
                 <w:b w:val="0"/>
                 <w:i w:val="0"/>
                 <w:color w:val="D9E2EC"/>
-                <w:sz w:val="15"/>
+                <w:sz w:val="16"/>
                 <w:rFonts w:ascii="Liberation Sans" w:hAnsi="Liberation Sans" w:cs="Liberation Sans"/>
               </w:rPr>
               <w:t>Portuguese (intermediate) · ASL (proficient)</w:t>
@@ -850,7 +651,7 @@
           <w:p>
             <w:pPr>
               <w:widowControl w:val="0"/>
-              <w:spacing w:before="0" w:after="0" w:line="269" w:lineRule="auto"/>
+              <w:spacing w:before="0" w:after="0" w:line="262" w:lineRule="auto"/>
               <w:jc w:val="both"/>
             </w:pPr>
             <w:r>
@@ -862,13 +663,13 @@
                 <w:sz w:val="18"/>
                 <w:rFonts w:ascii="Liberation Sans" w:hAnsi="Liberation Sans" w:cs="Liberation Sans"/>
               </w:rPr>
-              <w:t>AI-native operator who builds the systems, not just the plans. I joined april as its first finance hire and built the function from zero — then built a library of production AI agents on top of it that now run AR collections and enterprise security diligence end to end. I work where product, engineering, GTM, and finance overlap: I find the problem, scope it, ship the system, and own the outcome without waiting for a spec. Ten-plus years in finance and fintech is the domain depth behind it — it tells me which problems are worth automating.</w:t>
+              <w:t>AI-native operator who builds the systems, not just the plans. I joined april as its first finance hire, built the function from zero, and now run it as sole senior leader — then built a library of production AI agents on top of it that run AR collections and enterprise security diligence end to end. I work where product, engineering, GTM, and finance overlap: I find the problem, scope it, ship the system, and own the outcome without waiting for a spec. A decade of finance and fintech operating depth is what tells me which problems are worth automating.</w:t>
             </w:r>
           </w:p>
           <w:p>
             <w:pPr>
               <w:widowControl w:val="0"/>
-              <w:spacing w:before="210" w:after="68" w:line="240" w:lineRule="auto"/>
+              <w:spacing w:before="196" w:after="68" w:line="240" w:lineRule="auto"/>
               <w:pBdr>
                 <w:bottom w:val="single" w:sz="6" w:space="2" w:color="C3CDD7"/>
               </w:pBdr>
@@ -917,7 +718,7 @@
           <w:p>
             <w:pPr>
               <w:widowControl w:val="0"/>
-              <w:spacing w:before="0" w:after="120" w:line="269" w:lineRule="auto"/>
+              <w:spacing w:before="0" w:after="110" w:line="262" w:lineRule="auto"/>
               <w:jc w:val="both"/>
             </w:pPr>
             <w:r>
@@ -963,7 +764,7 @@
           <w:p>
             <w:pPr>
               <w:widowControl w:val="0"/>
-              <w:spacing w:before="0" w:after="120" w:line="269" w:lineRule="auto"/>
+              <w:spacing w:before="0" w:after="110" w:line="262" w:lineRule="auto"/>
               <w:jc w:val="both"/>
             </w:pPr>
             <w:r>
@@ -981,7 +782,7 @@
           <w:p>
             <w:pPr>
               <w:widowControl w:val="0"/>
-              <w:spacing w:before="210" w:after="68" w:line="240" w:lineRule="auto"/>
+              <w:spacing w:before="196" w:after="68" w:line="240" w:lineRule="auto"/>
               <w:pBdr>
                 <w:bottom w:val="single" w:sz="6" w:space="2" w:color="C3CDD7"/>
               </w:pBdr>
@@ -1045,7 +846,7 @@
           <w:p>
             <w:pPr>
               <w:widowControl w:val="0"/>
-              <w:spacing w:before="0" w:after="64" w:line="269" w:lineRule="auto"/>
+              <w:spacing w:before="0" w:after="56" w:line="262" w:lineRule="auto"/>
               <w:ind w:left="187" w:hanging="187"/>
             </w:pPr>
             <w:r>
@@ -1062,30 +863,19 @@
             <w:r>
               <w:rPr>
                 <w:rFonts w:ascii="Liberation Sans" w:hAnsi="Liberation Sans"/>
-                <w:b/>
-                <w:i w:val="0"/>
-                <w:color w:val="1B2735"/>
-                <w:sz w:val="18"/>
-                <w:rFonts w:ascii="Liberation Sans" w:hAnsi="Liberation Sans" w:cs="Liberation Sans"/>
-              </w:rPr>
-              <w:t>0-to-1 ownership.</w:t>
-            </w:r>
-            <w:r>
-              <w:rPr>
-                <w:rFonts w:ascii="Liberation Sans" w:hAnsi="Liberation Sans"/>
                 <w:b w:val="0"/>
                 <w:i w:val="0"/>
                 <w:color w:val="2E3A46"/>
                 <w:sz w:val="18"/>
                 <w:rFonts w:ascii="Liberation Sans" w:hAnsi="Liberation Sans" w:cs="Liberation Sans"/>
               </w:rPr>
-              <w:t xml:space="preserve"> Joined as april's first finance hire and built the entire function from scratch; sole senior finance leader owning FP&amp;A, Accounting, Revenue Operations, and Compliance.</w:t>
+              <w:t>First finance hire at a Series B fintech; built the entire function from zero and run it as sole senior leader across FP&amp;A, Accounting, Revenue Operations, Compliance, and Treasury.</w:t>
             </w:r>
           </w:p>
           <w:p>
             <w:pPr>
               <w:widowControl w:val="0"/>
-              <w:spacing w:before="0" w:after="64" w:line="269" w:lineRule="auto"/>
+              <w:spacing w:before="0" w:after="56" w:line="262" w:lineRule="auto"/>
               <w:ind w:left="187" w:hanging="187"/>
             </w:pPr>
             <w:r>
@@ -1102,30 +892,19 @@
             <w:r>
               <w:rPr>
                 <w:rFonts w:ascii="Liberation Sans" w:hAnsi="Liberation Sans"/>
-                <w:b/>
-                <w:i w:val="0"/>
-                <w:color w:val="1B2735"/>
-                <w:sz w:val="18"/>
-                <w:rFonts w:ascii="Liberation Sans" w:hAnsi="Liberation Sans" w:cs="Liberation Sans"/>
-              </w:rPr>
-              <w:t>Systems over headcount.</w:t>
-            </w:r>
-            <w:r>
-              <w:rPr>
-                <w:rFonts w:ascii="Liberation Sans" w:hAnsi="Liberation Sans"/>
                 <w:b w:val="0"/>
                 <w:i w:val="0"/>
                 <w:color w:val="2E3A46"/>
                 <w:sz w:val="18"/>
                 <w:rFonts w:ascii="Liberation Sans" w:hAnsi="Liberation Sans" w:cs="Liberation Sans"/>
               </w:rPr>
-              <w:t xml:space="preserve"> Cut month-end close from 31 days to 7 in four months while running a Series B, then to 5 days by year-end 2025 — by rebuilding the process and the stack, not by hiring.</w:t>
+              <w:t>Compressed month-end close from 31 days to 7 in four months and to 5 by year-end 2025 — by rebuilding the process and the stack, not by hiring — and delivered the first-ever consolidated U.S.–Israel financials, migrating onto Campfire in 48 hours against a 2–6 month industry benchmark.</w:t>
             </w:r>
           </w:p>
           <w:p>
             <w:pPr>
               <w:widowControl w:val="0"/>
-              <w:spacing w:before="0" w:after="64" w:line="269" w:lineRule="auto"/>
+              <w:spacing w:before="0" w:after="56" w:line="262" w:lineRule="auto"/>
               <w:ind w:left="187" w:hanging="187"/>
             </w:pPr>
             <w:r>
@@ -1142,30 +921,19 @@
             <w:r>
               <w:rPr>
                 <w:rFonts w:ascii="Liberation Sans" w:hAnsi="Liberation Sans"/>
-                <w:b/>
-                <w:i w:val="0"/>
-                <w:color w:val="1B2735"/>
-                <w:sz w:val="18"/>
-                <w:rFonts w:ascii="Liberation Sans" w:hAnsi="Liberation Sans" w:cs="Liberation Sans"/>
-              </w:rPr>
-              <w:t>Cross-functional under pressure.</w:t>
-            </w:r>
-            <w:r>
-              <w:rPr>
-                <w:rFonts w:ascii="Liberation Sans" w:hAnsi="Liberation Sans"/>
                 <w:b w:val="0"/>
                 <w:i w:val="0"/>
                 <w:color w:val="2E3A46"/>
                 <w:sz w:val="18"/>
                 <w:rFonts w:ascii="Liberation Sans" w:hAnsi="Liberation Sans" w:cs="Liberation Sans"/>
               </w:rPr>
-              <w:t xml:space="preserve"> Ran the SOC 1 audit independently and led april through back-to-back clean KPMG audits; supported the SOC 2 Type II program and drive security, engineering, legal, and GTM to close enterprise diligence for regulated financial-institution customers.</w:t>
+              <w:t>Implemented ten core platforms (Campfire, Ramp, Runway, Drivetrain, Anrok, Growfin, Thoropass, Safebase, QuotaPath, Guideline) and moved accounting from outsourced to in-house, hiring the team that replaced a $144K/yr fractional CFO and $88.5K/yr outsourced FP&amp;A.</w:t>
             </w:r>
           </w:p>
           <w:p>
             <w:pPr>
               <w:widowControl w:val="0"/>
-              <w:spacing w:before="0" w:after="64" w:line="269" w:lineRule="auto"/>
+              <w:spacing w:before="0" w:after="56" w:line="262" w:lineRule="auto"/>
               <w:ind w:left="187" w:hanging="187"/>
             </w:pPr>
             <w:r>
@@ -1182,13 +950,31 @@
             <w:r>
               <w:rPr>
                 <w:rFonts w:ascii="Liberation Sans" w:hAnsi="Liberation Sans"/>
-                <w:b/>
+                <w:b w:val="0"/>
                 <w:i w:val="0"/>
-                <w:color w:val="1B2735"/>
+                <w:color w:val="2E3A46"/>
                 <w:sz w:val="18"/>
                 <w:rFonts w:ascii="Liberation Sans" w:hAnsi="Liberation Sans" w:cs="Liberation Sans"/>
               </w:rPr>
-              <w:t>Board-facing.</w:t>
+              <w:t>Ran the SOC 1 audit independently and led april through back-to-back clean KPMG audits; supported the SOC 2 Type II program and drive security, engineering, legal, and GTM to close enterprise diligence for regulated financial-institution customers.</w:t>
+            </w:r>
+          </w:p>
+          <w:p>
+            <w:pPr>
+              <w:widowControl w:val="0"/>
+              <w:spacing w:before="0" w:after="56" w:line="262" w:lineRule="auto"/>
+              <w:ind w:left="187" w:hanging="187"/>
+            </w:pPr>
+            <w:r>
+              <w:rPr>
+                <w:rFonts w:ascii="Liberation Sans" w:hAnsi="Liberation Sans"/>
+                <w:b w:val="0"/>
+                <w:i w:val="0"/>
+                <w:color w:val="2E3A46"/>
+                <w:sz w:val="18"/>
+                <w:rFonts w:ascii="Liberation Sans" w:hAnsi="Liberation Sans" w:cs="Liberation Sans"/>
+              </w:rPr>
+              <w:t xml:space="preserve">– </w:t>
             </w:r>
             <w:r>
               <w:rPr>
@@ -1199,7 +985,7 @@
                 <w:sz w:val="18"/>
                 <w:rFonts w:ascii="Liberation Sans" w:hAnsi="Liberation Sans" w:cs="Liberation Sans"/>
               </w:rPr>
-              <w:t xml:space="preserve"> Built the first bottoms-up revenue model (ARR, CARR, bookings) and the forecasting behind april's $40M Series B; delivered board packages and investor updates independently.</w:t>
+              <w:t>Built FP&amp;A as an operating system — three-statement model, ARR waterfall, sales-capacity and headcount models, and driver-based scenarios fed by HubSpot, Campfire, and GCP — behind april's $40M Series B and Series C readiness.</w:t>
             </w:r>
           </w:p>
           <w:p>
@@ -1208,7 +994,7 @@
               <w:tabs>
                 <w:tab w:pos="7834" w:val="right"/>
               </w:tabs>
-              <w:spacing w:before="150" w:after="20" w:line="240" w:lineRule="auto"/>
+              <w:spacing w:before="130" w:after="20" w:line="240" w:lineRule="auto"/>
             </w:pPr>
             <w:r>
               <w:rPr>
@@ -1248,7 +1034,7 @@
           <w:p>
             <w:pPr>
               <w:widowControl w:val="0"/>
-              <w:spacing w:before="0" w:after="64" w:line="269" w:lineRule="auto"/>
+              <w:spacing w:before="0" w:after="56" w:line="262" w:lineRule="auto"/>
               <w:ind w:left="187" w:hanging="187"/>
             </w:pPr>
             <w:r>
@@ -1271,7 +1057,7 @@
                 <w:sz w:val="18"/>
                 <w:rFonts w:ascii="Liberation Sans" w:hAnsi="Liberation Sans" w:cs="Liberation Sans"/>
               </w:rPr>
-              <w:t>Led strategic direction across FP&amp;A, Accounting, People, Legal, Operations, and Revenue Operations; drove a 25% valuation increase and 6–8 months of added runway, and launched GTM and pricing changes worth 10% of net profit margin.</w:t>
+              <w:t>Owned strategic direction across FP&amp;A, Accounting, People, Legal, Operations, and Revenue Operations; drove a 25% valuation increase and 6–8 months of added runway, and launched GTM and pricing changes worth 10% of net profit margin.</w:t>
             </w:r>
           </w:p>
           <w:p>
@@ -1280,7 +1066,7 @@
               <w:tabs>
                 <w:tab w:pos="7834" w:val="right"/>
               </w:tabs>
-              <w:spacing w:before="150" w:after="20" w:line="240" w:lineRule="auto"/>
+              <w:spacing w:before="130" w:after="20" w:line="240" w:lineRule="auto"/>
             </w:pPr>
             <w:r>
               <w:rPr>
@@ -1320,7 +1106,7 @@
           <w:p>
             <w:pPr>
               <w:widowControl w:val="0"/>
-              <w:spacing w:before="0" w:after="64" w:line="269" w:lineRule="auto"/>
+              <w:spacing w:before="0" w:after="56" w:line="262" w:lineRule="auto"/>
               <w:ind w:left="187" w:hanging="187"/>
             </w:pPr>
             <w:r>
@@ -1349,7 +1135,7 @@
           <w:p>
             <w:pPr>
               <w:widowControl w:val="0"/>
-              <w:spacing w:before="210" w:after="68" w:line="240" w:lineRule="auto"/>
+              <w:spacing w:before="196" w:after="68" w:line="240" w:lineRule="auto"/>
               <w:pBdr>
                 <w:bottom w:val="single" w:sz="6" w:space="2" w:color="C3CDD7"/>
               </w:pBdr>
@@ -1370,7 +1156,7 @@
           <w:p>
             <w:pPr>
               <w:widowControl w:val="0"/>
-              <w:spacing w:before="0" w:after="64" w:line="269" w:lineRule="auto"/>
+              <w:spacing w:before="0" w:after="56" w:line="262" w:lineRule="auto"/>
             </w:pPr>
             <w:r>
               <w:rPr>
@@ -1398,7 +1184,7 @@
           <w:p>
             <w:pPr>
               <w:widowControl w:val="0"/>
-              <w:spacing w:before="0" w:after="64" w:line="269" w:lineRule="auto"/>
+              <w:spacing w:before="0" w:after="56" w:line="262" w:lineRule="auto"/>
             </w:pPr>
             <w:r>
               <w:rPr>
@@ -1426,7 +1212,7 @@
           <w:p>
             <w:pPr>
               <w:widowControl w:val="0"/>
-              <w:spacing w:before="0" w:after="64" w:line="269" w:lineRule="auto"/>
+              <w:spacing w:before="0" w:after="56" w:line="262" w:lineRule="auto"/>
             </w:pPr>
             <w:r>
               <w:rPr>
@@ -1454,7 +1240,7 @@
           <w:p>
             <w:pPr>
               <w:widowControl w:val="0"/>
-              <w:spacing w:before="0" w:after="64" w:line="269" w:lineRule="auto"/>
+              <w:spacing w:before="0" w:after="56" w:line="262" w:lineRule="auto"/>
             </w:pPr>
             <w:r>
               <w:rPr>

--- a/resume/out/Erik_Leavell_Resume_Abacum_AI.docx
+++ b/resume/out/Erik_Leavell_Resume_Abacum_AI.docx
@@ -692,17 +692,17 @@
               <w:widowControl w:val="0"/>
               <w:spacing w:before="0" w:after="32" w:line="240" w:lineRule="auto"/>
             </w:pPr>
-            <w:hyperlink r:id="rId9">
-              <w:r>
-                <w:rPr>
-                  <w:rFonts w:ascii="Liberation Sans" w:hAnsi="Liberation Sans"/>
-                  <w:b/>
-                  <w:color w:val="1B2735"/>
-                  <w:sz w:val="20"/>
-                </w:rPr>
-                <w:t xml:space="preserve">Invoice Butler</w:t>
-              </w:r>
-            </w:hyperlink>
+            <w:r>
+              <w:rPr>
+                <w:rFonts w:ascii="Liberation Sans" w:hAnsi="Liberation Sans"/>
+                <w:b/>
+                <w:i w:val="0"/>
+                <w:color w:val="1B2735"/>
+                <w:sz w:val="20"/>
+                <w:rFonts w:ascii="Liberation Sans" w:hAnsi="Liberation Sans" w:cs="Liberation Sans"/>
+              </w:rPr>
+              <w:t>Invoice Butler</w:t>
+            </w:r>
             <w:r>
               <w:rPr>
                 <w:rFonts w:ascii="Liberation Sans" w:hAnsi="Liberation Sans"/>
@@ -738,17 +738,17 @@
               <w:widowControl w:val="0"/>
               <w:spacing w:before="0" w:after="32" w:line="240" w:lineRule="auto"/>
             </w:pPr>
-            <w:hyperlink r:id="rId10">
-              <w:r>
-                <w:rPr>
-                  <w:rFonts w:ascii="Liberation Sans" w:hAnsi="Liberation Sans"/>
-                  <w:b/>
-                  <w:color w:val="1B2735"/>
-                  <w:sz w:val="20"/>
-                </w:rPr>
-                <w:t xml:space="preserve">Compliance Agent Ecosystem</w:t>
-              </w:r>
-            </w:hyperlink>
+            <w:r>
+              <w:rPr>
+                <w:rFonts w:ascii="Liberation Sans" w:hAnsi="Liberation Sans"/>
+                <w:b/>
+                <w:i w:val="0"/>
+                <w:color w:val="1B2735"/>
+                <w:sz w:val="20"/>
+                <w:rFonts w:ascii="Liberation Sans" w:hAnsi="Liberation Sans" w:cs="Liberation Sans"/>
+              </w:rPr>
+              <w:t>Compliance Agent Ecosystem</w:t>
+            </w:r>
             <w:r>
               <w:rPr>
                 <w:rFonts w:ascii="Liberation Sans" w:hAnsi="Liberation Sans"/>

--- a/resume/out/Erik_Leavell_Resume_Abacum_AI.docx
+++ b/resume/out/Erik_Leavell_Resume_Abacum_AI.docx
@@ -663,7 +663,7 @@
                 <w:sz w:val="18"/>
                 <w:rFonts w:ascii="Liberation Sans" w:hAnsi="Liberation Sans" w:cs="Liberation Sans"/>
               </w:rPr>
-              <w:t>AI-native operator who builds the systems, not just the plans. I joined april as its first finance hire, built the function from zero, and now run it as sole senior leader — then built a library of production AI agents on top of it that run AR collections and enterprise security diligence end to end. I work where product, engineering, GTM, and finance overlap: I find the problem, scope it, ship the system, and own the outcome without waiting for a spec. A decade of finance and fintech operating depth is what tells me which problems are worth automating.</w:t>
+              <w:t>AI-native operator who builds the systems, not just the plans. I joined april as its first finance hire, built the function from zero, and now run it as sole senior leader, then built a library of production AI agents on top of it that run AR collections and enterprise security diligence end to end. I work where product, engineering, GTM, and finance overlap: I find the problem, scope it, ship the system, and own the outcome without waiting for a spec. A decade of finance and fintech operating depth is what tells me which problems are worth automating.</w:t>
             </w:r>
           </w:p>
           <w:p>
@@ -712,7 +712,7 @@
                 <w:sz w:val="18"/>
                 <w:rFonts w:ascii="Liberation Sans" w:hAnsi="Liberation Sans" w:cs="Liberation Sans"/>
               </w:rPr>
-              <w:t xml:space="preserve">  —  AI-driven AR collections engine</w:t>
+              <w:t xml:space="preserve">  ·  AI-driven AR collections engine</w:t>
             </w:r>
           </w:p>
           <w:p>
@@ -758,7 +758,7 @@
                 <w:sz w:val="18"/>
                 <w:rFonts w:ascii="Liberation Sans" w:hAnsi="Liberation Sans" w:cs="Liberation Sans"/>
               </w:rPr>
-              <w:t xml:space="preserve">  —  multi-agent system for security &amp; vendor-risk diligence</w:t>
+              <w:t xml:space="preserve">  ·  multi-agent system for security &amp; vendor-risk diligence</w:t>
             </w:r>
           </w:p>
           <w:p>
@@ -776,7 +776,7 @@
                 <w:sz w:val="18"/>
                 <w:rFonts w:ascii="Liberation Sans" w:hAnsi="Liberation Sans" w:cs="Liberation Sans"/>
               </w:rPr>
-              <w:t>Architected and operate a multi-agent system automating enterprise security and vendor-risk questionnaire responses: an autofill agent drafting against a governed 320-row answer bank, an evidence-conversion agent turning SOC and penetration-test PDFs into queryable knowledge pages, a knowledge-base health monitor, and an append-only control agent that refuses to close a run with unresolved approval gates. Runs on scheduled crons behind human review gates — a 152-item enterprise questionnaire now comes back as a reviewed draft.</w:t>
+              <w:t>Architected and operate a multi-agent system automating enterprise security and vendor-risk questionnaire responses: an autofill agent drafting against a governed 320-row answer bank, an evidence-conversion agent turning SOC and penetration-test PDFs into queryable knowledge pages, a knowledge-base health monitor, and an append-only control agent that refuses to close a run with unresolved approval gates. Runs on scheduled crons behind human review gates; a 152-item enterprise questionnaire now comes back as a reviewed draft.</w:t>
             </w:r>
           </w:p>
           <w:p>
@@ -898,7 +898,7 @@
                 <w:sz w:val="18"/>
                 <w:rFonts w:ascii="Liberation Sans" w:hAnsi="Liberation Sans" w:cs="Liberation Sans"/>
               </w:rPr>
-              <w:t>Compressed month-end close from 31 days to 7 in four months and to 5 by year-end 2025 — by rebuilding the process and the stack, not by hiring — and delivered the first-ever consolidated U.S.–Israel financials, migrating onto Campfire in 48 hours against a 2–6 month industry benchmark.</w:t>
+              <w:t>Compressed month-end close from 31 days to 7 in four months and to 5 by year-end 2025 by rebuilding the process and the stack, not by hiring. Delivered the first-ever consolidated U.S.–Israel financials, migrating onto Campfire in 48 hours against a 2–6 month industry benchmark.</w:t>
             </w:r>
           </w:p>
           <w:p>
@@ -985,7 +985,7 @@
                 <w:sz w:val="18"/>
                 <w:rFonts w:ascii="Liberation Sans" w:hAnsi="Liberation Sans" w:cs="Liberation Sans"/>
               </w:rPr>
-              <w:t>Built FP&amp;A as an operating system — three-statement model, ARR waterfall, sales-capacity and headcount models, and driver-based scenarios fed by HubSpot, Campfire, and GCP — behind april's $40M Series B and Series C readiness.</w:t>
+              <w:t>Built FP&amp;A as an operating system (three-statement model, ARR waterfall, sales-capacity and headcount models, and driver-based scenarios fed by HubSpot, Campfire, and GCP) behind april's $40M Series B and Series C readiness.</w:t>
             </w:r>
           </w:p>
           <w:p>

--- a/resume/out/Erik_Leavell_Resume_Abacum_AI.docx
+++ b/resume/out/Erik_Leavell_Resume_Abacum_AI.docx
@@ -730,7 +730,7 @@
                 <w:sz w:val="18"/>
                 <w:rFonts w:ascii="Liberation Sans" w:hAnsi="Liberation Sans" w:cs="Liberation Sans"/>
               </w:rPr>
-              <w:t>Designed and deployed a ten-stage collections system that moves overdue accounts without manual chasing: tiered automated email dunning in two customer voices, a Slack-bot gate that posts account dossiers and hands ownership to Customer Success, an automatic Growth escalation ladder applying staged commercial pressure, and a hard auto-escalation backstop. I built the tag-driven workflow architecture, the escalation and guardrail logic, the Slack integration, and every email template.</w:t>
+              <w:t>Designed and deployed a ten-stage collections system that moves overdue accounts without manual chasing, cutting AR aging from 126 days to 43: tiered automated email dunning in two customer voices, a Slack-bot gate that posts account dossiers and hands ownership to Customer Success, an automatic Growth escalation ladder applying staged commercial pressure, and a hard auto-escalation backstop. I built the tag-driven workflow architecture, the escalation and guardrail logic, the Slack integration, and every email template.</w:t>
             </w:r>
           </w:p>
           <w:p>
@@ -776,7 +776,7 @@
                 <w:sz w:val="18"/>
                 <w:rFonts w:ascii="Liberation Sans" w:hAnsi="Liberation Sans" w:cs="Liberation Sans"/>
               </w:rPr>
-              <w:t>Architected and operate a multi-agent system automating enterprise security and vendor-risk questionnaire responses: an autofill agent drafting against a governed 320-row answer bank, an evidence-conversion agent turning SOC and penetration-test PDFs into queryable knowledge pages, a knowledge-base health monitor, and an append-only control agent that refuses to close a run with unresolved approval gates. Runs on scheduled crons behind human review gates; a 152-item enterprise questionnaire now comes back as a reviewed draft.</w:t>
+              <w:t>Architected and operate a multi-agent system automating enterprise security and vendor-risk questionnaire responses: an autofill agent drafting against a governed 320-row answer bank, an evidence-conversion agent turning SOC and penetration-test PDFs into queryable knowledge pages, a knowledge-base health monitor, and an append-only control agent that refuses to close a run with unresolved approval gates. Runs on scheduled crons behind human review gates, hitting a 95% completion rate on questionnaires running to 1,000 questions.</w:t>
             </w:r>
           </w:p>
           <w:p>

--- a/resume/out/Erik_Leavell_Resume_Abacum_AI.docx
+++ b/resume/out/Erik_Leavell_Resume_Abacum_AI.docx
@@ -419,7 +419,7 @@
                 <w:sz w:val="16"/>
                 <w:rFonts w:ascii="Liberation Sans" w:hAnsi="Liberation Sans" w:cs="Liberation Sans"/>
               </w:rPr>
-              <w:t xml:space="preserve"> Drivetrain, Planful, Anaplan, Pigment, Runway</w:t>
+              <w:t xml:space="preserve"> Abacum, Drivetrain, Runway, Adaptive, Planful, Anaplan, Pigment</w:t>
             </w:r>
           </w:p>
           <w:p>
